--- a/docx/query.docx
+++ b/docx/query.docx
@@ -2,6 +2,159 @@
 <file path=word/document.xml><?xml version="1.0" encoding="utf-8"?>
 <w:document xmlns:o="urn:schemas-microsoft-com:office:office" xmlns:r="http://schemas.openxmlformats.org/officeDocument/2006/relationships" xmlns:v="urn:schemas-microsoft-com:vml" xmlns:w="http://schemas.openxmlformats.org/wordprocessingml/2006/main" xmlns:w10="urn:schemas-microsoft-com:office:word" xmlns:wp="http://schemas.openxmlformats.org/drawingml/2006/wordprocessingDrawing" xmlns:pic="http://schemas.openxmlformats.org/drawingml/2006/picture" xmlns:wps="http://schemas.microsoft.com/office/word/2010/wordprocessingShape" xmlns:wpg="http://schemas.microsoft.com/office/word/2010/wordprocessingGroup" xmlns:mc="http://schemas.openxmlformats.org/markup-compatibility/2006" xmlns:wp14="http://schemas.microsoft.com/office/word/2010/wordprocessingDrawing" xmlns:w14="http://schemas.microsoft.com/office/word/2010/wordml" xmlns:w15="http://schemas.microsoft.com/office/word/2012/wordml" mc:Ignorable="w14 wp14 w15">
   <w:body>
+    <w:p>
+      <w:pPr>
+        <w:pStyle w:val="BodyText"/>
+        <w:bidi w:val="0"/>
+        <w:spacing w:lineRule="auto" w:line="276" w:before="0" w:after="140"/>
+        <w:jc w:val="start"/>
+        <w:rPr/>
+      </w:pPr>
+      <w:r>
+        <w:rPr/>
+        <w:t>Dear Ms. Lu,</w:t>
+      </w:r>
+    </w:p>
+    <w:p>
+      <w:pPr>
+        <w:pStyle w:val="BodyText"/>
+        <w:rPr/>
+      </w:pPr>
+      <w:r>
+        <w:rPr/>
+        <w:t xml:space="preserve">I am writing to you seeking representation for </w:t>
+      </w:r>
+      <w:r>
+        <w:rPr>
+          <w:i/>
+        </w:rPr>
+        <w:t>Maddy Roo,</w:t>
+      </w:r>
+      <w:r>
+        <w:rPr/>
+        <w:t xml:space="preserve"> the first book in a (completed) science fiction trilogy for middle-grade readers. When raiders kidnaps her little sister, the title character sets out on a rescue mission with a patchwork robot named Dockety. They manage to free her sister, only to find themselves in the underground lair of an evil mastermind. Can they escape in time to stop the next attack on their village? Set in a far future world populated by uplifted animals, bots, and leftover bits of technology, this book will appeal to readers who enjoyed </w:t>
+      </w:r>
+      <w:r>
+        <w:rPr>
+          <w:i/>
+        </w:rPr>
+        <w:t>The Edge Chronicles</w:t>
+      </w:r>
+      <w:r>
+        <w:rPr/>
+        <w:t xml:space="preserve"> or </w:t>
+      </w:r>
+      <w:r>
+        <w:rPr>
+          <w:i/>
+        </w:rPr>
+        <w:t>Avatar: The Last Airbender.</w:t>
+      </w:r>
+    </w:p>
+    <w:p>
+      <w:pPr>
+        <w:pStyle w:val="BodyText"/>
+        <w:rPr/>
+      </w:pPr>
+      <w:r>
+        <w:rPr/>
+        <w:t xml:space="preserve">After writing for </w:t>
+      </w:r>
+      <w:r>
+        <w:rPr>
+          <w:i/>
+        </w:rPr>
+        <w:t>The Independent</w:t>
+      </w:r>
+      <w:r>
+        <w:rPr/>
+        <w:t xml:space="preserve"> and </w:t>
+      </w:r>
+      <w:r>
+        <w:rPr>
+          <w:i/>
+        </w:rPr>
+        <w:t>New Scientist</w:t>
+      </w:r>
+      <w:r>
+        <w:rPr/>
+        <w:t> while in grad school, I published over a dozen books on programming, one on teaching, several short stories, and two children's books (</w:t>
+      </w:r>
+      <w:r>
+        <w:rPr>
+          <w:i/>
+        </w:rPr>
+        <w:t>Three Sensible Adventures</w:t>
+      </w:r>
+      <w:r>
+        <w:rPr/>
+        <w:t xml:space="preserve"> with Annick Press and </w:t>
+      </w:r>
+      <w:r>
+        <w:rPr>
+          <w:i/>
+        </w:rPr>
+        <w:t>Bottle of Light</w:t>
+      </w:r>
+      <w:r>
+        <w:rPr/>
+        <w:t xml:space="preserve"> with Scholastic). Semi-retired and living in Toronto, I'm now devoting myself to writing the stories I told my daughter as she was growing up.</w:t>
+      </w:r>
+    </w:p>
+    <w:p>
+      <w:pPr>
+        <w:pStyle w:val="BodyText"/>
+        <w:rPr/>
+      </w:pPr>
+      <w:r>
+        <w:rPr/>
+        <w:t>Thank you for your consideration - I look forward to hearing from you.</w:t>
+      </w:r>
+    </w:p>
+    <w:p>
+      <w:pPr>
+        <w:pStyle w:val="BodyText"/>
+        <w:rPr/>
+      </w:pPr>
+      <w:r>
+        <w:rPr/>
+        <w:t>Greg Wilson</w:t>
+      </w:r>
+    </w:p>
+    <w:p>
+      <w:pPr>
+        <w:pStyle w:val="BodyText"/>
+        <w:rPr/>
+      </w:pPr>
+      <w:r>
+        <w:rPr/>
+        <w:t>p.s. and if you would be more interested in YA material, I also have an 80,000-word science fiction novel about a teenager living in Antarctica 200 years after the climate crash, and a 72,000-word fantasy novel about a bookish girl whose world is turned upside down when the flying mountain that is her home goes off course for the first time hundreds of years.</w:t>
+      </w:r>
+    </w:p>
+    <w:p>
+      <w:pPr>
+        <w:pStyle w:val="BodyText"/>
+        <w:bidi w:val="0"/>
+        <w:spacing w:lineRule="auto" w:line="276" w:before="0" w:after="140"/>
+        <w:jc w:val="start"/>
+        <w:rPr/>
+      </w:pPr>
+      <w:r>
+        <w:rPr/>
+      </w:r>
+    </w:p>
+    <w:p>
+      <w:pPr>
+        <w:pStyle w:val="BodyText"/>
+        <w:bidi w:val="0"/>
+        <w:spacing w:lineRule="auto" w:line="276" w:before="0" w:after="140"/>
+        <w:jc w:val="start"/>
+        <w:rPr/>
+      </w:pPr>
+      <w:r>
+        <w:rPr/>
+      </w:r>
+    </w:p>
     <w:p>
       <w:pPr>
         <w:pStyle w:val="BodyText"/>
